--- a/thesis_package/output/chapters/CHAPTER_6.docx
+++ b/thesis_package/output/chapters/CHAPTER_6.docx
@@ -2,297 +2,6 @@
 <file path=word/document.xml><?xml version="1.0" encoding="utf-8"?>
 <w:document xmlns:wpc="http://schemas.microsoft.com/office/word/2010/wordprocessingCanvas" xmlns:mo="http://schemas.microsoft.com/office/mac/office/2008/main" xmlns:mc="http://schemas.openxmlformats.org/markup-compatibility/2006" xmlns:mv="urn:schemas-microsoft-com:mac:vml" xmlns:o="urn:schemas-microsoft-com:office:office" xmlns:r="http://schemas.openxmlformats.org/officeDocument/2006/relationships" xmlns:m="http://schemas.openxmlformats.org/officeDocument/2006/math" xmlns:v="urn:schemas-microsoft-com:vml" xmlns:wp14="http://schemas.microsoft.com/office/word/2010/wordprocessingDrawing" xmlns:wp="http://schemas.openxmlformats.org/drawingml/2006/wordprocessingDrawing" xmlns:w10="urn:schemas-microsoft-com:office:word" xmlns:w="http://schemas.openxmlformats.org/wordprocessingml/2006/main" xmlns:w14="http://schemas.microsoft.com/office/word/2010/wordml" xmlns:wpg="http://schemas.microsoft.com/office/word/2010/wordprocessingGroup" xmlns:wpi="http://schemas.microsoft.com/office/word/2010/wordprocessingInk" xmlns:wne="http://schemas.microsoft.com/office/word/2006/wordml" xmlns:wps="http://schemas.microsoft.com/office/word/2010/wordprocessingShape" mc:Ignorable="w14 wp14">
   <w:body>
-    <w:p>
-      <w:pPr>
-        <w:spacing w:before="1440"/>
-        <w:jc w:val="center"/>
-      </w:pPr>
-      <w:r>
-        <w:rPr>
-          <w:rFonts w:ascii="Times New Roman" w:hAnsi="Times New Roman"/>
-          <w:b/>
-          <w:sz w:val="32"/>
-        </w:rPr>
-        <w:t>YUAN ZE UNIVERSITY</w:t>
-        <w:br/>
-      </w:r>
-      <w:r>
-        <w:rPr>
-          <w:rFonts w:ascii="Times New Roman" w:hAnsi="Times New Roman"/>
-          <w:b w:val="0"/>
-          <w:sz w:val="28"/>
-        </w:rPr>
-        <w:t>College of Management</w:t>
-        <w:br/>
-      </w:r>
-      <w:r>
-        <w:rPr>
-          <w:rFonts w:ascii="Times New Roman" w:hAnsi="Times New Roman"/>
-          <w:b w:val="0"/>
-          <w:sz w:val="28"/>
-        </w:rPr>
-        <w:t>Department of Finance</w:t>
-        <w:br/>
-      </w:r>
-      <w:r>
-        <w:rPr>
-          <w:rFonts w:ascii="Times New Roman" w:hAnsi="Times New Roman"/>
-          <w:b w:val="0"/>
-          <w:sz w:val="24"/>
-        </w:rPr>
-        <w:br/>
-      </w:r>
-      <w:r>
-        <w:rPr>
-          <w:rFonts w:ascii="Times New Roman" w:hAnsi="Times New Roman"/>
-          <w:b w:val="0"/>
-          <w:sz w:val="24"/>
-        </w:rPr>
-        <w:br/>
-      </w:r>
-      <w:r>
-        <w:rPr>
-          <w:rFonts w:ascii="Times New Roman" w:hAnsi="Times New Roman"/>
-          <w:b/>
-          <w:sz w:val="36"/>
-        </w:rPr>
-        <w:t>ENERGY AS A CONSTRAINT:</w:t>
-        <w:br/>
-      </w:r>
-      <w:r>
-        <w:rPr>
-          <w:rFonts w:ascii="Times New Roman" w:hAnsi="Times New Roman"/>
-          <w:b/>
-          <w:sz w:val="36"/>
-        </w:rPr>
-        <w:t>Credibility, Pricing, and Settlement</w:t>
-        <w:br/>
-      </w:r>
-      <w:r>
-        <w:rPr>
-          <w:rFonts w:ascii="Times New Roman" w:hAnsi="Times New Roman"/>
-          <w:b/>
-          <w:sz w:val="36"/>
-        </w:rPr>
-        <w:t>in Energy-Linked Digital Finance</w:t>
-        <w:br/>
-      </w:r>
-      <w:r>
-        <w:rPr>
-          <w:rFonts w:ascii="Times New Roman" w:hAnsi="Times New Roman"/>
-          <w:b w:val="0"/>
-          <w:sz w:val="24"/>
-        </w:rPr>
-        <w:br/>
-      </w:r>
-      <w:r>
-        <w:rPr>
-          <w:rFonts w:ascii="Times New Roman" w:hAnsi="Times New Roman"/>
-          <w:b w:val="0"/>
-          <w:sz w:val="24"/>
-        </w:rPr>
-        <w:br/>
-      </w:r>
-      <w:r>
-        <w:rPr>
-          <w:rFonts w:ascii="Times New Roman" w:hAnsi="Times New Roman"/>
-          <w:b/>
-          <w:sz w:val="28"/>
-        </w:rPr>
-        <w:t>Christopher Ongko</w:t>
-        <w:br/>
-      </w:r>
-      <w:r>
-        <w:rPr>
-          <w:rFonts w:ascii="Times New Roman" w:hAnsi="Times New Roman"/>
-          <w:b w:val="0"/>
-          <w:sz w:val="24"/>
-        </w:rPr>
-        <w:t>Student ID: 1133958</w:t>
-        <w:br/>
-      </w:r>
-      <w:r>
-        <w:rPr>
-          <w:rFonts w:ascii="Times New Roman" w:hAnsi="Times New Roman"/>
-          <w:b w:val="0"/>
-          <w:sz w:val="24"/>
-        </w:rPr>
-        <w:br/>
-      </w:r>
-      <w:r>
-        <w:rPr>
-          <w:rFonts w:ascii="Times New Roman" w:hAnsi="Times New Roman"/>
-          <w:b w:val="0"/>
-          <w:sz w:val="24"/>
-        </w:rPr>
-        <w:br/>
-      </w:r>
-      <w:r>
-        <w:rPr>
-          <w:rFonts w:ascii="Times New Roman" w:hAnsi="Times New Roman"/>
-          <w:b w:val="0"/>
-          <w:sz w:val="24"/>
-        </w:rPr>
-        <w:t>Advisor: Dr. De-Rong Kong (孔德蓉)</w:t>
-        <w:br/>
-      </w:r>
-      <w:r>
-        <w:rPr>
-          <w:rFonts w:ascii="Times New Roman" w:hAnsi="Times New Roman"/>
-          <w:b w:val="0"/>
-          <w:sz w:val="24"/>
-        </w:rPr>
-        <w:br/>
-      </w:r>
-      <w:r>
-        <w:rPr>
-          <w:rFonts w:ascii="Times New Roman" w:hAnsi="Times New Roman"/>
-          <w:b w:val="0"/>
-          <w:sz w:val="24"/>
-        </w:rPr>
-        <w:t>June 2026</w:t>
-        <w:br/>
-      </w:r>
-    </w:p>
-    <w:p>
-      <w:r>
-        <w:br w:type="page"/>
-      </w:r>
-    </w:p>
-    <w:p>
-      <w:pPr>
-        <w:pStyle w:val="Heading1"/>
-      </w:pPr>
-      <w:r>
-        <w:t>Abstract</w:t>
-      </w:r>
-    </w:p>
-    <w:p>
-      <w:r>
-        <w:rPr>
-          <w:b w:val="0"/>
-          <w:i w:val="0"/>
-          <w:u w:val="none"/>
-        </w:rPr>
-        <w:t>This thesis asks whether energy can act as a credible constraint for digital money through energy-linked financial contracts, and what conditions are needed for that constraint to work.</w:t>
-      </w:r>
-    </w:p>
-    <w:p>
-      <w:r>
-        <w:rPr>
-          <w:b w:val="0"/>
-          <w:i w:val="0"/>
-          <w:u w:val="none"/>
-        </w:rPr>
-        <w:t>The answer is conditional. Energy is not money by itself, but it combines production cost, economic usefulness, measurability, and compatibility with rule-based digital enforcement. The thesis argues that credibility requires five integrated constraints: reliable energy data, rule-bound issuance, explicit pricing and risk controls, protected settlement and redemption accounting, and limited governance.</w:t>
-      </w:r>
-    </w:p>
-    <w:p>
-      <w:r>
-        <w:rPr>
-          <w:b w:val="0"/>
-          <w:i w:val="0"/>
-          <w:u w:val="none"/>
-        </w:rPr>
-        <w:t>The empirical chapters study Bitcoin as evidence that energy cost can matter for digital valuation, but only conditionally and specification-sensitively. The pricing chapter develops a reproducible option-style framework for renewable-energy-linked claims using public data, numerical validation, and oracle-tolerance analysis. The implementation chapter maps the constraints to a proof-of-concept smart contract system on Ethereum Sepolia, including an energy-native SPK v1 circulation loop with indexed on-chain payments.</w:t>
-      </w:r>
-    </w:p>
-    <w:p>
-      <w:r>
-        <w:rPr>
-          <w:b w:val="0"/>
-          <w:i w:val="0"/>
-          <w:u w:val="none"/>
-        </w:rPr>
-        <w:t>The contribution is a bounded research framework—not a production-ready currency or stablecoin launch. The thesis shows how energy-linked digital finance can be studied, priced, and prototyped under explicit limits that users can inspect.</w:t>
-      </w:r>
-    </w:p>
-    <w:p>
-      <w:pPr>
-        <w:ind w:firstLine="0"/>
-      </w:pPr>
-      <w:r>
-        <w:rPr>
-          <w:b/>
-          <w:i w:val="0"/>
-          <w:u w:val="none"/>
-        </w:rPr>
-        <w:t>Keywords:</w:t>
-      </w:r>
-      <w:r>
-        <w:rPr>
-          <w:b w:val="0"/>
-          <w:i w:val="0"/>
-          <w:u w:val="none"/>
-        </w:rPr>
-        <w:t xml:space="preserve"> Energy-linked finance, digital money, monetary credibility, renewable energy risk, Bitcoin energy cost, smart contracts, proof-of-concept</w:t>
-      </w:r>
-    </w:p>
-    <w:p>
-      <w:pPr>
-        <w:ind w:firstLine="0"/>
-      </w:pPr>
-      <w:r>
-        <w:rPr>
-          <w:b/>
-          <w:i w:val="0"/>
-          <w:u w:val="none"/>
-        </w:rPr>
-        <w:t>JEL Codes:</w:t>
-      </w:r>
-      <w:r>
-        <w:rPr>
-          <w:b w:val="0"/>
-          <w:i w:val="0"/>
-          <w:u w:val="none"/>
-        </w:rPr>
-        <w:t xml:space="preserve"> E42, G13, Q42, Q47</w:t>
-      </w:r>
-    </w:p>
-    <w:p>
-      <w:r>
-        <w:br w:type="page"/>
-      </w:r>
-    </w:p>
-    <w:p>
-      <w:pPr>
-        <w:pStyle w:val="Heading1"/>
-      </w:pPr>
-      <w:r>
-        <w:t>Table of Contents</w:t>
-      </w:r>
-    </w:p>
-    <w:p>
-      <w:pPr>
-        <w:ind w:firstLine="0"/>
-      </w:pPr>
-      <w:r>
-        <w:fldChar w:fldCharType="begin"/>
-        <w:instrText xml:space="preserve">TOC \o "1-3" \h \z \u</w:instrText>
-        <w:fldChar w:fldCharType="separate"/>
-        <w:r>
-          <w:t>Update field in Word to populate the table of contents.</w:t>
-        </w:r>
-        <w:fldChar w:fldCharType="end"/>
-      </w:r>
-    </w:p>
-    <w:p>
-      <w:pPr>
-        <w:ind w:firstLine="0"/>
-      </w:pPr>
-      <w:r>
-        <w:rPr>
-          <w:i/>
-          <w:sz w:val="20"/>
-        </w:rPr>
-        <w:t>In Word: right-click the table of contents and choose 'Update Field'.</w:t>
-      </w:r>
-    </w:p>
-    <w:p>
-      <w:r>
-        <w:br w:type="page"/>
-      </w:r>
-    </w:p>
     <w:p>
       <w:pPr>
         <w:pStyle w:val="Heading1"/>
@@ -1373,32 +1082,6 @@
           <w:i w:val="0"/>
           <w:u w:val="none"/>
         </w:rPr>
-        <w:t xml:space="preserve">Cambridge Centre for Alternative Finance. (n.d.-a). </w:t>
-      </w:r>
-      <w:r>
-        <w:rPr>
-          <w:b w:val="0"/>
-          <w:i/>
-          <w:u w:val="none"/>
-        </w:rPr>
-        <w:t>Cambridge Bitcoin Electricity Consumption Index</w:t>
-      </w:r>
-      <w:r>
-        <w:rPr>
-          <w:b w:val="0"/>
-          <w:i w:val="0"/>
-          <w:u w:val="none"/>
-        </w:rPr>
-        <w:t>. Cambridge Judge Business School. https://ccaf.io/cbnsi/cbeci</w:t>
-      </w:r>
-    </w:p>
-    <w:p>
-      <w:r>
-        <w:rPr>
-          <w:b w:val="0"/>
-          <w:i w:val="0"/>
-          <w:u w:val="none"/>
-        </w:rPr>
         <w:t xml:space="preserve">Black, F., &amp; Scholes, M. (1973). The pricing of options and corporate liabilities. </w:t>
       </w:r>
       <w:r>

--- a/thesis_package/output/chapters/CHAPTER_6.docx
+++ b/thesis_package/output/chapters/CHAPTER_6.docx
@@ -608,6 +608,10 @@
       </w:r>
     </w:p>
     <w:p>
+      <w:pPr>
+        <w:pStyle w:val="Bibliography"/>
+        <w:ind w:left="720" w:hanging="720"/>
+      </w:pPr>
       <w:r>
         <w:rPr>
           <w:b w:val="0"/>
@@ -634,6 +638,10 @@
       </w:r>
     </w:p>
     <w:p>
+      <w:pPr>
+        <w:pStyle w:val="Bibliography"/>
+        <w:ind w:left="720" w:hanging="720"/>
+      </w:pPr>
       <w:r>
         <w:rPr>
           <w:b w:val="0"/>
@@ -660,6 +668,10 @@
       </w:r>
     </w:p>
     <w:p>
+      <w:pPr>
+        <w:pStyle w:val="Bibliography"/>
+        <w:ind w:left="720" w:hanging="720"/>
+      </w:pPr>
       <w:r>
         <w:rPr>
           <w:b w:val="0"/>
@@ -686,6 +698,10 @@
       </w:r>
     </w:p>
     <w:p>
+      <w:pPr>
+        <w:pStyle w:val="Bibliography"/>
+        <w:ind w:left="720" w:hanging="720"/>
+      </w:pPr>
       <w:r>
         <w:rPr>
           <w:b w:val="0"/>
@@ -712,6 +728,10 @@
       </w:r>
     </w:p>
     <w:p>
+      <w:pPr>
+        <w:pStyle w:val="Bibliography"/>
+        <w:ind w:left="720" w:hanging="720"/>
+      </w:pPr>
       <w:r>
         <w:rPr>
           <w:b w:val="0"/>
@@ -738,6 +758,10 @@
       </w:r>
     </w:p>
     <w:p>
+      <w:pPr>
+        <w:pStyle w:val="Bibliography"/>
+        <w:ind w:left="720" w:hanging="720"/>
+      </w:pPr>
       <w:r>
         <w:rPr>
           <w:b w:val="0"/>
@@ -764,6 +788,10 @@
       </w:r>
     </w:p>
     <w:p>
+      <w:pPr>
+        <w:pStyle w:val="Bibliography"/>
+        <w:ind w:left="720" w:hanging="720"/>
+      </w:pPr>
       <w:r>
         <w:rPr>
           <w:b w:val="0"/>
@@ -790,6 +818,10 @@
       </w:r>
     </w:p>
     <w:p>
+      <w:pPr>
+        <w:pStyle w:val="Bibliography"/>
+        <w:ind w:left="720" w:hanging="720"/>
+      </w:pPr>
       <w:r>
         <w:rPr>
           <w:b w:val="0"/>
@@ -816,6 +848,10 @@
       </w:r>
     </w:p>
     <w:p>
+      <w:pPr>
+        <w:pStyle w:val="Bibliography"/>
+        <w:ind w:left="720" w:hanging="720"/>
+      </w:pPr>
       <w:r>
         <w:rPr>
           <w:b w:val="0"/>
@@ -842,6 +878,10 @@
       </w:r>
     </w:p>
     <w:p>
+      <w:pPr>
+        <w:pStyle w:val="Bibliography"/>
+        <w:ind w:left="720" w:hanging="720"/>
+      </w:pPr>
       <w:r>
         <w:rPr>
           <w:b w:val="0"/>
@@ -868,6 +908,10 @@
       </w:r>
     </w:p>
     <w:p>
+      <w:pPr>
+        <w:pStyle w:val="Bibliography"/>
+        <w:ind w:left="720" w:hanging="720"/>
+      </w:pPr>
       <w:r>
         <w:rPr>
           <w:b w:val="0"/>
@@ -894,6 +938,10 @@
       </w:r>
     </w:p>
     <w:p>
+      <w:pPr>
+        <w:pStyle w:val="Bibliography"/>
+        <w:ind w:left="720" w:hanging="720"/>
+      </w:pPr>
       <w:r>
         <w:rPr>
           <w:b w:val="0"/>
@@ -920,6 +968,10 @@
       </w:r>
     </w:p>
     <w:p>
+      <w:pPr>
+        <w:pStyle w:val="Bibliography"/>
+        <w:ind w:left="720" w:hanging="720"/>
+      </w:pPr>
       <w:r>
         <w:rPr>
           <w:b w:val="0"/>
@@ -946,6 +998,10 @@
       </w:r>
     </w:p>
     <w:p>
+      <w:pPr>
+        <w:pStyle w:val="Bibliography"/>
+        <w:ind w:left="720" w:hanging="720"/>
+      </w:pPr>
       <w:r>
         <w:rPr>
           <w:b w:val="0"/>
@@ -972,6 +1028,10 @@
       </w:r>
     </w:p>
     <w:p>
+      <w:pPr>
+        <w:pStyle w:val="Bibliography"/>
+        <w:ind w:left="720" w:hanging="720"/>
+      </w:pPr>
       <w:r>
         <w:rPr>
           <w:b w:val="0"/>
@@ -998,6 +1058,10 @@
       </w:r>
     </w:p>
     <w:p>
+      <w:pPr>
+        <w:pStyle w:val="Bibliography"/>
+        <w:ind w:left="720" w:hanging="720"/>
+      </w:pPr>
       <w:r>
         <w:rPr>
           <w:b w:val="0"/>
@@ -1024,6 +1088,10 @@
       </w:r>
     </w:p>
     <w:p>
+      <w:pPr>
+        <w:pStyle w:val="Bibliography"/>
+        <w:ind w:left="720" w:hanging="720"/>
+      </w:pPr>
       <w:r>
         <w:rPr>
           <w:b w:val="0"/>
@@ -1050,6 +1118,10 @@
       </w:r>
     </w:p>
     <w:p>
+      <w:pPr>
+        <w:pStyle w:val="Bibliography"/>
+        <w:ind w:left="720" w:hanging="720"/>
+      </w:pPr>
       <w:r>
         <w:rPr>
           <w:b w:val="0"/>
@@ -1076,6 +1148,10 @@
       </w:r>
     </w:p>
     <w:p>
+      <w:pPr>
+        <w:pStyle w:val="Bibliography"/>
+        <w:ind w:left="720" w:hanging="720"/>
+      </w:pPr>
       <w:r>
         <w:rPr>
           <w:b w:val="0"/>
@@ -1102,6 +1178,10 @@
       </w:r>
     </w:p>
     <w:p>
+      <w:pPr>
+        <w:pStyle w:val="Bibliography"/>
+        <w:ind w:left="720" w:hanging="720"/>
+      </w:pPr>
       <w:r>
         <w:rPr>
           <w:b w:val="0"/>
@@ -1128,6 +1208,10 @@
       </w:r>
     </w:p>
     <w:p>
+      <w:pPr>
+        <w:pStyle w:val="Bibliography"/>
+        <w:ind w:left="720" w:hanging="720"/>
+      </w:pPr>
       <w:r>
         <w:rPr>
           <w:b w:val="0"/>
@@ -1154,6 +1238,10 @@
       </w:r>
     </w:p>
     <w:p>
+      <w:pPr>
+        <w:pStyle w:val="Bibliography"/>
+        <w:ind w:left="720" w:hanging="720"/>
+      </w:pPr>
       <w:r>
         <w:rPr>
           <w:b w:val="0"/>
@@ -1180,6 +1268,10 @@
       </w:r>
     </w:p>
     <w:p>
+      <w:pPr>
+        <w:pStyle w:val="Bibliography"/>
+        <w:ind w:left="720" w:hanging="720"/>
+      </w:pPr>
       <w:r>
         <w:rPr>
           <w:b w:val="0"/>
@@ -1206,6 +1298,10 @@
       </w:r>
     </w:p>
     <w:p>
+      <w:pPr>
+        <w:pStyle w:val="Bibliography"/>
+        <w:ind w:left="720" w:hanging="720"/>
+      </w:pPr>
       <w:r>
         <w:rPr>
           <w:b w:val="0"/>
@@ -1232,6 +1328,10 @@
       </w:r>
     </w:p>
     <w:p>
+      <w:pPr>
+        <w:pStyle w:val="Bibliography"/>
+        <w:ind w:left="720" w:hanging="720"/>
+      </w:pPr>
       <w:r>
         <w:rPr>
           <w:b w:val="0"/>
@@ -1808,7 +1908,7 @@
       <w:rFonts w:asciiTheme="majorHAnsi" w:eastAsiaTheme="majorEastAsia" w:hAnsiTheme="majorHAnsi" w:cstheme="majorBidi" w:ascii="Times New Roman" w:hAnsi="Times New Roman"/>
       <w:b/>
       <w:bCs/>
-      <w:i/>
+      <w:i w:val="0"/>
       <w:color w:val="4F81BD" w:themeColor="accent1"/>
       <w:sz w:val="24"/>
     </w:rPr>
@@ -1826,16 +1926,18 @@
     <w:pPr>
       <w:keepNext/>
       <w:keepLines/>
-      <w:spacing w:before="200" w:after="0"/>
+      <w:spacing w:before="120" w:after="60" w:line="480" w:lineRule="auto"/>
+      <w:ind w:firstLine="0"/>
       <w:outlineLvl w:val="3"/>
     </w:pPr>
     <w:rPr>
-      <w:rFonts w:asciiTheme="majorHAnsi" w:eastAsiaTheme="majorEastAsia" w:hAnsiTheme="majorHAnsi" w:cstheme="majorBidi"/>
+      <w:rFonts w:asciiTheme="majorHAnsi" w:eastAsiaTheme="majorEastAsia" w:hAnsiTheme="majorHAnsi" w:cstheme="majorBidi" w:ascii="Times New Roman" w:hAnsi="Times New Roman"/>
       <w:b/>
       <w:bCs/>
-      <w:i/>
+      <w:i w:val="0"/>
       <w:iCs/>
       <w:color w:val="4F81BD" w:themeColor="accent1"/>
+      <w:sz w:val="24"/>
     </w:rPr>
   </w:style>
   <w:style w:type="paragraph" w:styleId="Heading5">
@@ -2226,8 +2328,14 @@
       <w:numPr>
         <w:numId w:val="1"/>
       </w:numPr>
+      <w:spacing w:line="480" w:lineRule="auto" w:after="0"/>
+      <w:ind w:left="720" w:firstLine="0"/>
       <w:contextualSpacing/>
     </w:pPr>
+    <w:rPr>
+      <w:rFonts w:ascii="Times New Roman" w:hAnsi="Times New Roman"/>
+      <w:sz w:val="24"/>
+    </w:rPr>
   </w:style>
   <w:style w:type="paragraph" w:styleId="ListBullet2">
     <w:name w:val="List Bullet 2"/>
@@ -2265,8 +2373,14 @@
       <w:numPr>
         <w:numId w:val="5"/>
       </w:numPr>
+      <w:spacing w:line="480" w:lineRule="auto" w:after="0"/>
+      <w:ind w:left="720" w:firstLine="0"/>
       <w:contextualSpacing/>
     </w:pPr>
+    <w:rPr>
+      <w:rFonts w:ascii="Times New Roman" w:hAnsi="Times New Roman"/>
+      <w:sz w:val="24"/>
+    </w:rPr>
   </w:style>
   <w:style w:type="paragraph" w:styleId="ListNumber2">
     <w:name w:val="List Number 2"/>
@@ -13402,6 +13516,31 @@
     </w:pPr>
     <w:rPr>
       <w:i/>
+    </w:rPr>
+  </w:style>
+  <w:style w:type="paragraph" w:customStyle="1" w:styleId="Bibliography">
+    <w:name w:val="Bibliography"/>
+    <w:basedOn w:val="Normal"/>
+    <w:pPr>
+      <w:spacing w:line="480" w:lineRule="auto" w:after="0"/>
+      <w:ind w:left="720" w:hanging="720"/>
+    </w:pPr>
+    <w:rPr>
+      <w:rFonts w:ascii="Times New Roman" w:hAnsi="Times New Roman"/>
+      <w:sz w:val="24"/>
+    </w:rPr>
+  </w:style>
+  <w:style w:type="paragraph" w:customStyle="1" w:styleId="TableNote">
+    <w:name w:val="Table Note"/>
+    <w:basedOn w:val="Normal"/>
+    <w:pPr>
+      <w:spacing w:before="60" w:after="180" w:line="240" w:lineRule="auto"/>
+      <w:ind w:firstLine="0"/>
+    </w:pPr>
+    <w:rPr>
+      <w:rFonts w:ascii="Times New Roman" w:hAnsi="Times New Roman"/>
+      <w:i/>
+      <w:sz w:val="20"/>
     </w:rPr>
   </w:style>
 </w:styles>
